--- a/documents/project_briefs/PROJ-CLARITY-2025_Business_Case.docx
+++ b/documents/project_briefs/PROJ-CLARITY-2025_Business_Case.docx
@@ -2135,7 +2135,7 @@
           <w:sz w:val="21"/>
           <w:szCs w:val="21"/>
         </w:rPr>
-        <w:t xml:space="preserve">Remaining 4 transformation routes: Address Standardization, Product Master Harmonizer, Supplier Identity Resolution, Order Timeline Builder</w:t>
+        <w:t xml:space="preserve">Remaining 4 transformation routes: Address Standardization, Product Master Harmonizer, Supplier Identity Resolution, Order Enrichment</w:t>
       </w:r>
     </w:p>
     <w:p>

--- a/documents/project_briefs/PROJ-CLARITY-2025_Business_Case.docx
+++ b/documents/project_briefs/PROJ-CLARITY-2025_Business_Case.docx
@@ -18,7 +18,7 @@
           <w:sz w:val="30"/>
           <w:szCs w:val="30"/>
         </w:rPr>
-        <w:t xml:space="preserve">Project CLARITY: Business Case for Qlik Platform Implementation</w:t>
+        <w:t xml:space="preserve">Project Qlarity: Business Case for Qlik Platform Implementation</w:t>
       </w:r>
     </w:p>
     <w:tbl>
@@ -521,7 +521,7 @@
           <w:sz w:val="21"/>
           <w:szCs w:val="21"/>
         </w:rPr>
-        <w:t xml:space="preserve">Meridian Commerce Group's data quality crisis costs an estimated $127M annually across seven identified problem areas. Project CLARITY proposes a $12.4M investment in the Qlik data platform to create a unified, governed, trusted data foundation. Conservative projections show $52.7M in annual benefits, yielding a 952% 3-year ROI.</w:t>
+        <w:t xml:space="preserve">Meridian Commerce Group's data quality crisis costs an estimated $127M annually across seven identified problem areas. Project Qlarity proposes a $12.4M investment in the Qlik data platform to create a unified, governed, trusted data foundation. Conservative projections show $52.7M in annual benefits, yielding a 952% 3-year ROI.</w:t>
       </w:r>
     </w:p>
     <w:p>

--- a/documents/project_briefs/PROJ-CLARITY-2025_Business_Case.docx
+++ b/documents/project_briefs/PROJ-CLARITY-2025_Business_Case.docx
@@ -485,6 +485,62 @@
           </w:p>
         </w:tc>
       </w:tr>
+      <w:tr>
+        <w:tc>
+          <w:tcPr>
+            <w:tcW w:type="pct" w:w="30%"/>
+            <w:shd w:color="1B2A4A" w:val="solid"/>
+            <w:tcMar>
+              <w:top w:type="dxa" w:w="40"/>
+              <w:left w:type="dxa" w:w="100"/>
+              <w:bottom w:type="dxa" w:w="40"/>
+              <w:right w:type="dxa" w:w="100"/>
+            </w:tcMar>
+          </w:tcPr>
+          <w:p>
+            <w:pPr>
+              <w:spacing w:after="0"/>
+            </w:pPr>
+            <w:r>
+              <w:rPr>
+                <w:rFonts w:ascii="Calibri" w:cs="Calibri" w:eastAsia="Calibri" w:hAnsi="Calibri"/>
+                <w:b/>
+                <w:bCs/>
+                <w:color w:val="FFFFFF"/>
+                <w:sz w:val="20"/>
+                <w:szCs w:val="20"/>
+              </w:rPr>
+              <w:t xml:space="preserve">ROI (3-Year, Conservative)</w:t>
+            </w:r>
+          </w:p>
+        </w:tc>
+        <w:tc>
+          <w:tcPr>
+            <w:tcW w:type="pct" w:w="70%"/>
+            <w:shd w:color="F2F4F7" w:val="solid"/>
+            <w:tcMar>
+              <w:top w:type="dxa" w:w="40"/>
+              <w:left w:type="dxa" w:w="100"/>
+              <w:bottom w:type="dxa" w:w="40"/>
+              <w:right w:type="dxa" w:w="100"/>
+            </w:tcMar>
+          </w:tcPr>
+          <w:p>
+            <w:pPr>
+              <w:spacing w:after="0"/>
+            </w:pPr>
+            <w:r>
+              <w:rPr>
+                <w:rFonts w:ascii="Calibri" w:cs="Calibri" w:eastAsia="Calibri" w:hAnsi="Calibri"/>
+                <w:color w:val="1F2937"/>
+                <w:sz w:val="20"/>
+                <w:szCs w:val="20"/>
+              </w:rPr>
+              <w:t xml:space="preserve">952%</w:t>
+            </w:r>
+          </w:p>
+        </w:tc>
+      </w:tr>
     </w:tbl>
     <w:p>
       <w:pPr>
@@ -521,7 +577,26 @@
           <w:sz w:val="21"/>
           <w:szCs w:val="21"/>
         </w:rPr>
-        <w:t xml:space="preserve">Meridian Commerce Group's data quality crisis costs an estimated $127M annually across seven identified problem areas. Project Qlarity proposes a $12.4M investment in the Qlik data platform to create a unified, governed, trusted data foundation. Conservative projections show $52.7M in annual benefits, yielding a 952% 3-year ROI.</w:t>
+        <w:t xml:space="preserve">Meridian Commerce Group's data quality crisis costs an estimated $127M annually across seven identified problem areas ('The Seven Data Quality Nightmares'). Project Qlarity proposes a $12.4M investment in the Qlik data platform to create a unified, governed, and trusted data foundation. Conservative projections show $52.7M in annual benefits, yielding a 952% 3-year ROI with payback within 4 months of Phase 1 completion.</w:t>
+      </w:r>
+    </w:p>
+    <w:p>
+      <w:pPr>
+        <w:spacing w:after="120"/>
+        <w:jc w:val="left"/>
+      </w:pPr>
+      <w:r>
+        <w:rPr>
+          <w:rFonts w:ascii="Calibri" w:cs="Calibri" w:eastAsia="Calibri" w:hAnsi="Calibri"/>
+          <w:b w:val="false"/>
+          <w:bCs w:val="false"/>
+          <w:i w:val="false"/>
+          <w:iCs w:val="false"/>
+          <w:color w:val="1F2937"/>
+          <w:sz w:val="21"/>
+          <w:szCs w:val="21"/>
+        </w:rPr>
+        <w:t xml:space="preserve">The urgency is driven by three converging pressures: (1) the NVWA regulatory citation requiring credible corrective action by Q1 2026, (2) escalating operational losses ($2.48M in Q3 2025 spoilage alone), and (3) competitive pressure as peers adopt data-driven supply chain optimization.</w:t>
       </w:r>
     </w:p>
     <w:p>
@@ -560,6 +635,7 @@
         <w:gridCol w:w="100"/>
         <w:gridCol w:w="100"/>
         <w:gridCol w:w="100"/>
+        <w:gridCol w:w="100"/>
       </w:tblGrid>
       <w:tr>
         <w:trPr>
@@ -673,6 +749,33 @@
             </w:r>
           </w:p>
         </w:tc>
+        <w:tc>
+          <w:tcPr>
+            <w:shd w:color="0D7C8F" w:val="solid"/>
+            <w:tcMar>
+              <w:top w:type="dxa" w:w="40"/>
+              <w:left w:type="dxa" w:w="80"/>
+              <w:bottom w:type="dxa" w:w="40"/>
+              <w:right w:type="dxa" w:w="80"/>
+            </w:tcMar>
+          </w:tcPr>
+          <w:p>
+            <w:pPr>
+              <w:spacing w:after="0"/>
+            </w:pPr>
+            <w:r>
+              <w:rPr>
+                <w:rFonts w:ascii="Calibri" w:cs="Calibri" w:eastAsia="Calibri" w:hAnsi="Calibri"/>
+                <w:b/>
+                <w:bCs/>
+                <w:color w:val="FFFFFF"/>
+                <w:sz w:val="19"/>
+                <w:szCs w:val="19"/>
+              </w:rPr>
+              <w:t xml:space="preserve">Worst Incident (Q3)</w:t>
+            </w:r>
+          </w:p>
+        </w:tc>
       </w:tr>
       <w:tr>
         <w:tc>
@@ -775,6 +878,31 @@
             </w:r>
           </w:p>
         </w:tc>
+        <w:tc>
+          <w:tcPr>
+            <w:shd w:color="F2F4F7" w:val="solid"/>
+            <w:tcMar>
+              <w:top w:type="dxa" w:w="30"/>
+              <w:left w:type="dxa" w:w="80"/>
+              <w:bottom w:type="dxa" w:w="30"/>
+              <w:right w:type="dxa" w:w="80"/>
+            </w:tcMar>
+          </w:tcPr>
+          <w:p>
+            <w:pPr>
+              <w:spacing w:after="0"/>
+            </w:pPr>
+            <w:r>
+              <w:rPr>
+                <w:rFonts w:ascii="Calibri" w:cs="Calibri" w:eastAsia="Calibri" w:hAnsi="Calibri"/>
+                <w:color w:val="1F2937"/>
+                <w:sz w:val="19"/>
+                <w:szCs w:val="19"/>
+              </w:rPr>
+              <w:t xml:space="preserve">INC-2025-04872: 847 phantom units from 72hr pipeline failure</w:t>
+            </w:r>
+          </w:p>
+        </w:tc>
       </w:tr>
       <w:tr>
         <w:tc>
@@ -869,7 +997,31 @@
                 <w:sz w:val="19"/>
                 <w:szCs w:val="19"/>
               </w:rPr>
-              <w:t xml:space="preserve">4.7% first-delivery rejection</w:t>
+              <w:t xml:space="preserve">4.7% first-delivery failure</w:t>
+            </w:r>
+          </w:p>
+        </w:tc>
+        <w:tc>
+          <w:tcPr>
+            <w:tcMar>
+              <w:top w:type="dxa" w:w="30"/>
+              <w:left w:type="dxa" w:w="80"/>
+              <w:bottom w:type="dxa" w:w="30"/>
+              <w:right w:type="dxa" w:w="80"/>
+            </w:tcMar>
+          </w:tcPr>
+          <w:p>
+            <w:pPr>
+              <w:spacing w:after="0"/>
+            </w:pPr>
+            <w:r>
+              <w:rPr>
+                <w:rFonts w:ascii="Calibri" w:cs="Calibri" w:eastAsia="Calibri" w:hAnsi="Calibri"/>
+                <w:color w:val="1F2937"/>
+                <w:sz w:val="19"/>
+                <w:szCs w:val="19"/>
+              </w:rPr>
+              <w:t xml:space="preserve">$847K FedEx correction surcharges in FY2024</w:t>
             </w:r>
           </w:p>
         </w:tc>
@@ -971,7 +1123,32 @@
                 <w:sz w:val="19"/>
                 <w:szCs w:val="19"/>
               </w:rPr>
-              <w:t xml:space="preserve">8,200 SKUs missing weight data</w:t>
+              <w:t xml:space="preserve">8,200 SKUs missing weight</w:t>
+            </w:r>
+          </w:p>
+        </w:tc>
+        <w:tc>
+          <w:tcPr>
+            <w:shd w:color="F2F4F7" w:val="solid"/>
+            <w:tcMar>
+              <w:top w:type="dxa" w:w="30"/>
+              <w:left w:type="dxa" w:w="80"/>
+              <w:bottom w:type="dxa" w:w="30"/>
+              <w:right w:type="dxa" w:w="80"/>
+            </w:tcMar>
+          </w:tcPr>
+          <w:p>
+            <w:pPr>
+              <w:spacing w:after="0"/>
+            </w:pPr>
+            <w:r>
+              <w:rPr>
+                <w:rFonts w:ascii="Calibri" w:cs="Calibri" w:eastAsia="Calibri" w:hAnsi="Calibri"/>
+                <w:color w:val="1F2937"/>
+                <w:sz w:val="19"/>
+                <w:szCs w:val="19"/>
+              </w:rPr>
+              <w:t xml:space="preserve">Dimensional weight overbilling across all carriers</w:t>
             </w:r>
           </w:p>
         </w:tc>
@@ -1069,7 +1246,31 @@
                 <w:sz w:val="19"/>
                 <w:szCs w:val="19"/>
               </w:rPr>
-              <w:t xml:space="preserve">4.3-day avg detection time</w:t>
+              <w:t xml:space="preserve">4.3-day avg detection</w:t>
+            </w:r>
+          </w:p>
+        </w:tc>
+        <w:tc>
+          <w:tcPr>
+            <w:tcMar>
+              <w:top w:type="dxa" w:w="30"/>
+              <w:left w:type="dxa" w:w="80"/>
+              <w:bottom w:type="dxa" w:w="30"/>
+              <w:right w:type="dxa" w:w="80"/>
+            </w:tcMar>
+          </w:tcPr>
+          <w:p>
+            <w:pPr>
+              <w:spacing w:after="0"/>
+            </w:pPr>
+            <w:r>
+              <w:rPr>
+                <w:rFonts w:ascii="Calibri" w:cs="Calibri" w:eastAsia="Calibri" w:hAnsi="Calibri"/>
+                <w:color w:val="1F2937"/>
+                <w:sz w:val="19"/>
+                <w:szCs w:val="19"/>
+              </w:rPr>
+              <w:t xml:space="preserve">INC-2025-04872: 72hrs undetected at Rotterdam</w:t>
             </w:r>
           </w:p>
         </w:tc>
@@ -1171,7 +1372,32 @@
                 <w:sz w:val="19"/>
                 <w:szCs w:val="19"/>
               </w:rPr>
-              <w:t xml:space="preserve">14 timezones, no standards</w:t>
+              <w:t xml:space="preserve">14 TZs, no standards</w:t>
+            </w:r>
+          </w:p>
+        </w:tc>
+        <w:tc>
+          <w:tcPr>
+            <w:shd w:color="F2F4F7" w:val="solid"/>
+            <w:tcMar>
+              <w:top w:type="dxa" w:w="30"/>
+              <w:left w:type="dxa" w:w="80"/>
+              <w:bottom w:type="dxa" w:w="30"/>
+              <w:right w:type="dxa" w:w="80"/>
+            </w:tcMar>
+          </w:tcPr>
+          <w:p>
+            <w:pPr>
+              <w:spacing w:after="0"/>
+            </w:pPr>
+            <w:r>
+              <w:rPr>
+                <w:rFonts w:ascii="Calibri" w:cs="Calibri" w:eastAsia="Calibri" w:hAnsi="Calibri"/>
+                <w:color w:val="1F2937"/>
+                <w:sz w:val="19"/>
+                <w:szCs w:val="19"/>
+              </w:rPr>
+              <w:t xml:space="preserve">Ongoing confusion in every cross-system report</w:t>
             </w:r>
           </w:p>
         </w:tc>
@@ -1269,7 +1495,31 @@
                 <w:sz w:val="19"/>
                 <w:szCs w:val="19"/>
               </w:rPr>
-              <w:t xml:space="preserve">42% missing tracking numbers</w:t>
+              <w:t xml:space="preserve">42% missing tracking #s</w:t>
+            </w:r>
+          </w:p>
+        </w:tc>
+        <w:tc>
+          <w:tcPr>
+            <w:tcMar>
+              <w:top w:type="dxa" w:w="30"/>
+              <w:left w:type="dxa" w:w="80"/>
+              <w:bottom w:type="dxa" w:w="30"/>
+              <w:right w:type="dxa" w:w="80"/>
+            </w:tcMar>
+          </w:tcPr>
+          <w:p>
+            <w:pPr>
+              <w:spacing w:after="0"/>
+            </w:pPr>
+            <w:r>
+              <w:rPr>
+                <w:rFonts w:ascii="Calibri" w:cs="Calibri" w:eastAsia="Calibri" w:hAnsi="Calibri"/>
+                <w:color w:val="1F2937"/>
+                <w:sz w:val="19"/>
+                <w:szCs w:val="19"/>
+              </w:rPr>
+              <w:t xml:space="preserve">NinjaVan SG tracking at 71% (target 99%)</w:t>
             </w:r>
           </w:p>
         </w:tc>
@@ -1371,7 +1621,32 @@
                 <w:sz w:val="19"/>
                 <w:szCs w:val="19"/>
               </w:rPr>
-              <w:t xml:space="preserve">11-day recall trace (24h target)</w:t>
+              <w:t xml:space="preserve">11-day recall trace</w:t>
+            </w:r>
+          </w:p>
+        </w:tc>
+        <w:tc>
+          <w:tcPr>
+            <w:shd w:color="F2F4F7" w:val="solid"/>
+            <w:tcMar>
+              <w:top w:type="dxa" w:w="30"/>
+              <w:left w:type="dxa" w:w="80"/>
+              <w:bottom w:type="dxa" w:w="30"/>
+              <w:right w:type="dxa" w:w="80"/>
+            </w:tcMar>
+          </w:tcPr>
+          <w:p>
+            <w:pPr>
+              <w:spacing w:after="0"/>
+            </w:pPr>
+            <w:r>
+              <w:rPr>
+                <w:rFonts w:ascii="Calibri" w:cs="Calibri" w:eastAsia="Calibri" w:hAnsi="Calibri"/>
+                <w:color w:val="1F2937"/>
+                <w:sz w:val="19"/>
+                <w:szCs w:val="19"/>
+              </w:rPr>
+              <w:t xml:space="preserve">RCL-2025-003: €85K recall cost, NVWA citation</w:t>
             </w:r>
           </w:p>
         </w:tc>
@@ -1399,7 +1674,7 @@
           <w:sz w:val="21"/>
           <w:szCs w:val="21"/>
         </w:rPr>
-        <w:t xml:space="preserve">$127.0M (conservative estimate, based on directly attributable costs)</w:t>
+        <w:t xml:space="preserve">$127.0M (conservative, based on directly attributable and quantified costs)</w:t>
       </w:r>
     </w:p>
     <w:p>
@@ -1436,6 +1711,7 @@
       <w:tblGrid>
         <w:gridCol w:w="100"/>
         <w:gridCol w:w="100"/>
+        <w:gridCol w:w="100"/>
       </w:tblGrid>
       <w:tr>
         <w:trPr>
@@ -1495,6 +1771,33 @@
             </w:r>
           </w:p>
         </w:tc>
+        <w:tc>
+          <w:tcPr>
+            <w:shd w:color="0D7C8F" w:val="solid"/>
+            <w:tcMar>
+              <w:top w:type="dxa" w:w="40"/>
+              <w:left w:type="dxa" w:w="80"/>
+              <w:bottom w:type="dxa" w:w="40"/>
+              <w:right w:type="dxa" w:w="80"/>
+            </w:tcMar>
+          </w:tcPr>
+          <w:p>
+            <w:pPr>
+              <w:spacing w:after="0"/>
+            </w:pPr>
+            <w:r>
+              <w:rPr>
+                <w:rFonts w:ascii="Calibri" w:cs="Calibri" w:eastAsia="Calibri" w:hAnsi="Calibri"/>
+                <w:b/>
+                <w:bCs/>
+                <w:color w:val="FFFFFF"/>
+                <w:sz w:val="19"/>
+                <w:szCs w:val="19"/>
+              </w:rPr>
+              <w:t xml:space="preserve">Addresses Nightmares</w:t>
+            </w:r>
+          </w:p>
+        </w:tc>
       </w:tr>
       <w:tr>
         <w:tc>
@@ -1543,7 +1846,32 @@
                 <w:sz w:val="19"/>
                 <w:szCs w:val="19"/>
               </w:rPr>
-              <w:t xml:space="preserve">CDC pipelines from SAP, WMS, Salesforce, IoT; replaces fragile batch jobs</w:t>
+              <w:t xml:space="preserve">CDC pipelines from SAP, WMS (Oracle + Manhattan), Salesforce, IoT, TMS</w:t>
+            </w:r>
+          </w:p>
+        </w:tc>
+        <w:tc>
+          <w:tcPr>
+            <w:shd w:color="F2F4F7" w:val="solid"/>
+            <w:tcMar>
+              <w:top w:type="dxa" w:w="30"/>
+              <w:left w:type="dxa" w:w="80"/>
+              <w:bottom w:type="dxa" w:w="30"/>
+              <w:right w:type="dxa" w:w="80"/>
+            </w:tcMar>
+          </w:tcPr>
+          <w:p>
+            <w:pPr>
+              <w:spacing w:after="0"/>
+            </w:pPr>
+            <w:r>
+              <w:rPr>
+                <w:rFonts w:ascii="Calibri" w:cs="Calibri" w:eastAsia="Calibri" w:hAnsi="Calibri"/>
+                <w:color w:val="1F2937"/>
+                <w:sz w:val="19"/>
+                <w:szCs w:val="19"/>
+              </w:rPr>
+              <w:t xml:space="preserve">#1, #4, #7</w:t>
             </w:r>
           </w:p>
         </w:tc>
@@ -1593,7 +1921,31 @@
                 <w:sz w:val="19"/>
                 <w:szCs w:val="19"/>
               </w:rPr>
-              <w:t xml:space="preserve">Automated profiling, address standardization, supplier deduplication</w:t>
+              <w:t xml:space="preserve">Automated profiling, address standardization, supplier dedup, product master harmonization</w:t>
+            </w:r>
+          </w:p>
+        </w:tc>
+        <w:tc>
+          <w:tcPr>
+            <w:tcMar>
+              <w:top w:type="dxa" w:w="30"/>
+              <w:left w:type="dxa" w:w="80"/>
+              <w:bottom w:type="dxa" w:w="30"/>
+              <w:right w:type="dxa" w:w="80"/>
+            </w:tcMar>
+          </w:tcPr>
+          <w:p>
+            <w:pPr>
+              <w:spacing w:after="0"/>
+            </w:pPr>
+            <w:r>
+              <w:rPr>
+                <w:rFonts w:ascii="Calibri" w:cs="Calibri" w:eastAsia="Calibri" w:hAnsi="Calibri"/>
+                <w:color w:val="1F2937"/>
+                <w:sz w:val="19"/>
+                <w:szCs w:val="19"/>
+              </w:rPr>
+              <w:t xml:space="preserve">#2, #3, #6</w:t>
             </w:r>
           </w:p>
         </w:tc>
@@ -1645,7 +1997,32 @@
                 <w:sz w:val="19"/>
                 <w:szCs w:val="19"/>
               </w:rPr>
-              <w:t xml:space="preserve">Workflow for resolving data quality issues with SLA tracking</w:t>
+              <w:t xml:space="preserve">Workflow for resolving data quality issues with SLA tracking and accountability</w:t>
+            </w:r>
+          </w:p>
+        </w:tc>
+        <w:tc>
+          <w:tcPr>
+            <w:shd w:color="F2F4F7" w:val="solid"/>
+            <w:tcMar>
+              <w:top w:type="dxa" w:w="30"/>
+              <w:left w:type="dxa" w:w="80"/>
+              <w:bottom w:type="dxa" w:w="30"/>
+              <w:right w:type="dxa" w:w="80"/>
+            </w:tcMar>
+          </w:tcPr>
+          <w:p>
+            <w:pPr>
+              <w:spacing w:after="0"/>
+            </w:pPr>
+            <w:r>
+              <w:rPr>
+                <w:rFonts w:ascii="Calibri" w:cs="Calibri" w:eastAsia="Calibri" w:hAnsi="Calibri"/>
+                <w:color w:val="1F2937"/>
+                <w:sz w:val="19"/>
+                <w:szCs w:val="19"/>
+              </w:rPr>
+              <w:t xml:space="preserve">#1-#7</w:t>
             </w:r>
           </w:p>
         </w:tc>
@@ -1699,6 +2076,30 @@
             </w:r>
           </w:p>
         </w:tc>
+        <w:tc>
+          <w:tcPr>
+            <w:tcMar>
+              <w:top w:type="dxa" w:w="30"/>
+              <w:left w:type="dxa" w:w="80"/>
+              <w:bottom w:type="dxa" w:w="30"/>
+              <w:right w:type="dxa" w:w="80"/>
+            </w:tcMar>
+          </w:tcPr>
+          <w:p>
+            <w:pPr>
+              <w:spacing w:after="0"/>
+            </w:pPr>
+            <w:r>
+              <w:rPr>
+                <w:rFonts w:ascii="Calibri" w:cs="Calibri" w:eastAsia="Calibri" w:hAnsi="Calibri"/>
+                <w:color w:val="1F2937"/>
+                <w:sz w:val="19"/>
+                <w:szCs w:val="19"/>
+              </w:rPr>
+              <w:t xml:space="preserve">#1-#7</w:t>
+            </w:r>
+          </w:p>
+        </w:tc>
       </w:tr>
       <w:tr>
         <w:tc>
@@ -1747,7 +2148,32 @@
                 <w:sz w:val="19"/>
                 <w:szCs w:val="19"/>
               </w:rPr>
-              <w:t xml:space="preserve">Interactive dashboards for supply chain, inventory, cold chain monitoring</w:t>
+              <w:t xml:space="preserve">Interactive dashboards for supply chain, inventory, cold chain, carrier performance</w:t>
+            </w:r>
+          </w:p>
+        </w:tc>
+        <w:tc>
+          <w:tcPr>
+            <w:shd w:color="F2F4F7" w:val="solid"/>
+            <w:tcMar>
+              <w:top w:type="dxa" w:w="30"/>
+              <w:left w:type="dxa" w:w="80"/>
+              <w:bottom w:type="dxa" w:w="30"/>
+              <w:right w:type="dxa" w:w="80"/>
+            </w:tcMar>
+          </w:tcPr>
+          <w:p>
+            <w:pPr>
+              <w:spacing w:after="0"/>
+            </w:pPr>
+            <w:r>
+              <w:rPr>
+                <w:rFonts w:ascii="Calibri" w:cs="Calibri" w:eastAsia="Calibri" w:hAnsi="Calibri"/>
+                <w:color w:val="1F2937"/>
+                <w:sz w:val="19"/>
+                <w:szCs w:val="19"/>
+              </w:rPr>
+              <w:t xml:space="preserve">#1, #4, #5, #6</w:t>
             </w:r>
           </w:p>
         </w:tc>
@@ -1801,6 +2227,30 @@
             </w:r>
           </w:p>
         </w:tc>
+        <w:tc>
+          <w:tcPr>
+            <w:tcMar>
+              <w:top w:type="dxa" w:w="30"/>
+              <w:left w:type="dxa" w:w="80"/>
+              <w:bottom w:type="dxa" w:w="30"/>
+              <w:right w:type="dxa" w:w="80"/>
+            </w:tcMar>
+          </w:tcPr>
+          <w:p>
+            <w:pPr>
+              <w:spacing w:after="0"/>
+            </w:pPr>
+            <w:r>
+              <w:rPr>
+                <w:rFonts w:ascii="Calibri" w:cs="Calibri" w:eastAsia="Calibri" w:hAnsi="Calibri"/>
+                <w:color w:val="1F2937"/>
+                <w:sz w:val="19"/>
+                <w:szCs w:val="19"/>
+              </w:rPr>
+              <w:t xml:space="preserve">#1, #6</w:t>
+            </w:r>
+          </w:p>
+        </w:tc>
       </w:tr>
       <w:tr>
         <w:tc>
@@ -1849,7 +2299,32 @@
                 <w:sz w:val="19"/>
                 <w:szCs w:val="19"/>
               </w:rPr>
-              <w:t xml:space="preserve">Conversational AI over unstructured documents (SOPs, policies, contracts)</w:t>
+              <w:t xml:space="preserve">Conversational AI over SOPs, policies, contracts — enables warehouse staff to query procedures</w:t>
+            </w:r>
+          </w:p>
+        </w:tc>
+        <w:tc>
+          <w:tcPr>
+            <w:shd w:color="F2F4F7" w:val="solid"/>
+            <w:tcMar>
+              <w:top w:type="dxa" w:w="30"/>
+              <w:left w:type="dxa" w:w="80"/>
+              <w:bottom w:type="dxa" w:w="30"/>
+              <w:right w:type="dxa" w:w="80"/>
+            </w:tcMar>
+          </w:tcPr>
+          <w:p>
+            <w:pPr>
+              <w:spacing w:after="0"/>
+            </w:pPr>
+            <w:r>
+              <w:rPr>
+                <w:rFonts w:ascii="Calibri" w:cs="Calibri" w:eastAsia="Calibri" w:hAnsi="Calibri"/>
+                <w:color w:val="1F2937"/>
+                <w:sz w:val="19"/>
+                <w:szCs w:val="19"/>
+              </w:rPr>
+              <w:t xml:space="preserve">Operational efficiency</w:t>
             </w:r>
           </w:p>
         </w:tc>
@@ -1900,6 +2375,30 @@
                 <w:szCs w:val="19"/>
               </w:rPr>
               <w:t xml:space="preserve">AI agent for automated data exploration and root cause analysis</w:t>
+            </w:r>
+          </w:p>
+        </w:tc>
+        <w:tc>
+          <w:tcPr>
+            <w:tcMar>
+              <w:top w:type="dxa" w:w="30"/>
+              <w:left w:type="dxa" w:w="80"/>
+              <w:bottom w:type="dxa" w:w="30"/>
+              <w:right w:type="dxa" w:w="80"/>
+            </w:tcMar>
+          </w:tcPr>
+          <w:p>
+            <w:pPr>
+              <w:spacing w:after="0"/>
+            </w:pPr>
+            <w:r>
+              <w:rPr>
+                <w:rFonts w:ascii="Calibri" w:cs="Calibri" w:eastAsia="Calibri" w:hAnsi="Calibri"/>
+                <w:color w:val="1F2937"/>
+                <w:sz w:val="19"/>
+                <w:szCs w:val="19"/>
+              </w:rPr>
+              <w:t xml:space="preserve">#1, #4, #6</w:t>
             </w:r>
           </w:p>
         </w:tc>
@@ -1937,7 +2436,7 @@
           <w:sz w:val="26"/>
           <w:szCs w:val="26"/>
         </w:rPr>
-        <w:t xml:space="preserve">4.1 Phase 1: Foundation (Months 1-8)</w:t>
+        <w:t xml:space="preserve">4.1 Phase 1: Foundation (Months 1-8, $5.2M)</w:t>
       </w:r>
     </w:p>
     <w:p>
@@ -1956,7 +2455,750 @@
           <w:sz w:val="21"/>
           <w:szCs w:val="21"/>
         </w:rPr>
-        <w:t xml:space="preserve">Budget: $5.2M</w:t>
+        <w:t xml:space="preserve">Core data infrastructure and the 4 highest-priority transformation routes:</w:t>
+      </w:r>
+    </w:p>
+    <w:tbl>
+      <w:tblPr>
+        <w:tblW w:type="pct" w:w="100%"/>
+        <w:tblBorders>
+          <w:top w:val="single" w:color="auto" w:sz="4"/>
+          <w:left w:val="single" w:color="auto" w:sz="4"/>
+          <w:bottom w:val="single" w:color="auto" w:sz="4"/>
+          <w:right w:val="single" w:color="auto" w:sz="4"/>
+          <w:insideH w:val="single" w:color="auto" w:sz="4"/>
+          <w:insideV w:val="single" w:color="auto" w:sz="4"/>
+        </w:tblBorders>
+      </w:tblPr>
+      <w:tblGrid>
+        <w:gridCol w:w="100"/>
+        <w:gridCol w:w="100"/>
+        <w:gridCol w:w="100"/>
+      </w:tblGrid>
+      <w:tr>
+        <w:trPr>
+          <w:tblHeader/>
+        </w:trPr>
+        <w:tc>
+          <w:tcPr>
+            <w:shd w:color="0D7C8F" w:val="solid"/>
+            <w:tcMar>
+              <w:top w:type="dxa" w:w="40"/>
+              <w:left w:type="dxa" w:w="80"/>
+              <w:bottom w:type="dxa" w:w="40"/>
+              <w:right w:type="dxa" w:w="80"/>
+            </w:tcMar>
+          </w:tcPr>
+          <w:p>
+            <w:pPr>
+              <w:spacing w:after="0"/>
+            </w:pPr>
+            <w:r>
+              <w:rPr>
+                <w:rFonts w:ascii="Calibri" w:cs="Calibri" w:eastAsia="Calibri" w:hAnsi="Calibri"/>
+                <w:b/>
+                <w:bCs/>
+                <w:color w:val="FFFFFF"/>
+                <w:sz w:val="19"/>
+                <w:szCs w:val="19"/>
+              </w:rPr>
+              <w:t xml:space="preserve">Deliverable</w:t>
+            </w:r>
+          </w:p>
+        </w:tc>
+        <w:tc>
+          <w:tcPr>
+            <w:shd w:color="0D7C8F" w:val="solid"/>
+            <w:tcMar>
+              <w:top w:type="dxa" w:w="40"/>
+              <w:left w:type="dxa" w:w="80"/>
+              <w:bottom w:type="dxa" w:w="40"/>
+              <w:right w:type="dxa" w:w="80"/>
+            </w:tcMar>
+          </w:tcPr>
+          <w:p>
+            <w:pPr>
+              <w:spacing w:after="0"/>
+            </w:pPr>
+            <w:r>
+              <w:rPr>
+                <w:rFonts w:ascii="Calibri" w:cs="Calibri" w:eastAsia="Calibri" w:hAnsi="Calibri"/>
+                <w:b/>
+                <w:bCs/>
+                <w:color w:val="FFFFFF"/>
+                <w:sz w:val="19"/>
+                <w:szCs w:val="19"/>
+              </w:rPr>
+              <w:t xml:space="preserve">Description</w:t>
+            </w:r>
+          </w:p>
+        </w:tc>
+        <w:tc>
+          <w:tcPr>
+            <w:shd w:color="0D7C8F" w:val="solid"/>
+            <w:tcMar>
+              <w:top w:type="dxa" w:w="40"/>
+              <w:left w:type="dxa" w:w="80"/>
+              <w:bottom w:type="dxa" w:w="40"/>
+              <w:right w:type="dxa" w:w="80"/>
+            </w:tcMar>
+          </w:tcPr>
+          <w:p>
+            <w:pPr>
+              <w:spacing w:after="0"/>
+            </w:pPr>
+            <w:r>
+              <w:rPr>
+                <w:rFonts w:ascii="Calibri" w:cs="Calibri" w:eastAsia="Calibri" w:hAnsi="Calibri"/>
+                <w:b/>
+                <w:bCs/>
+                <w:color w:val="FFFFFF"/>
+                <w:sz w:val="19"/>
+                <w:szCs w:val="19"/>
+              </w:rPr>
+              <w:t xml:space="preserve">Nightmare Addressed</w:t>
+            </w:r>
+          </w:p>
+        </w:tc>
+      </w:tr>
+      <w:tr>
+        <w:tc>
+          <w:tcPr>
+            <w:shd w:color="F2F4F7" w:val="solid"/>
+            <w:tcMar>
+              <w:top w:type="dxa" w:w="30"/>
+              <w:left w:type="dxa" w:w="80"/>
+              <w:bottom w:type="dxa" w:w="30"/>
+              <w:right w:type="dxa" w:w="80"/>
+            </w:tcMar>
+          </w:tcPr>
+          <w:p>
+            <w:pPr>
+              <w:spacing w:after="0"/>
+            </w:pPr>
+            <w:r>
+              <w:rPr>
+                <w:rFonts w:ascii="Calibri" w:cs="Calibri" w:eastAsia="Calibri" w:hAnsi="Calibri"/>
+                <w:color w:val="1F2937"/>
+                <w:sz w:val="19"/>
+                <w:szCs w:val="19"/>
+              </w:rPr>
+              <w:t xml:space="preserve">CDC Pipelines</w:t>
+            </w:r>
+          </w:p>
+        </w:tc>
+        <w:tc>
+          <w:tcPr>
+            <w:shd w:color="F2F4F7" w:val="solid"/>
+            <w:tcMar>
+              <w:top w:type="dxa" w:w="30"/>
+              <w:left w:type="dxa" w:w="80"/>
+              <w:bottom w:type="dxa" w:w="30"/>
+              <w:right w:type="dxa" w:w="80"/>
+            </w:tcMar>
+          </w:tcPr>
+          <w:p>
+            <w:pPr>
+              <w:spacing w:after="0"/>
+            </w:pPr>
+            <w:r>
+              <w:rPr>
+                <w:rFonts w:ascii="Calibri" w:cs="Calibri" w:eastAsia="Calibri" w:hAnsi="Calibri"/>
+                <w:color w:val="1F2937"/>
+                <w:sz w:val="19"/>
+                <w:szCs w:val="19"/>
+              </w:rPr>
+              <w:t xml:space="preserve">Real-time CDC from SAP, Oracle WMS, Manhattan WMS, Salesforce</w:t>
+            </w:r>
+          </w:p>
+        </w:tc>
+        <w:tc>
+          <w:tcPr>
+            <w:shd w:color="F2F4F7" w:val="solid"/>
+            <w:tcMar>
+              <w:top w:type="dxa" w:w="30"/>
+              <w:left w:type="dxa" w:w="80"/>
+              <w:bottom w:type="dxa" w:w="30"/>
+              <w:right w:type="dxa" w:w="80"/>
+            </w:tcMar>
+          </w:tcPr>
+          <w:p>
+            <w:pPr>
+              <w:spacing w:after="0"/>
+            </w:pPr>
+            <w:r>
+              <w:rPr>
+                <w:rFonts w:ascii="Calibri" w:cs="Calibri" w:eastAsia="Calibri" w:hAnsi="Calibri"/>
+                <w:color w:val="1F2937"/>
+                <w:sz w:val="19"/>
+                <w:szCs w:val="19"/>
+              </w:rPr>
+              <w:t xml:space="preserve">#1, #4</w:t>
+            </w:r>
+          </w:p>
+        </w:tc>
+      </w:tr>
+      <w:tr>
+        <w:tc>
+          <w:tcPr>
+            <w:tcMar>
+              <w:top w:type="dxa" w:w="30"/>
+              <w:left w:type="dxa" w:w="80"/>
+              <w:bottom w:type="dxa" w:w="30"/>
+              <w:right w:type="dxa" w:w="80"/>
+            </w:tcMar>
+          </w:tcPr>
+          <w:p>
+            <w:pPr>
+              <w:spacing w:after="0"/>
+            </w:pPr>
+            <w:r>
+              <w:rPr>
+                <w:rFonts w:ascii="Calibri" w:cs="Calibri" w:eastAsia="Calibri" w:hAnsi="Calibri"/>
+                <w:color w:val="1F2937"/>
+                <w:sz w:val="19"/>
+                <w:szCs w:val="19"/>
+              </w:rPr>
+              <w:t xml:space="preserve">Open Lakehouse (Bronze/Silver)</w:t>
+            </w:r>
+          </w:p>
+        </w:tc>
+        <w:tc>
+          <w:tcPr>
+            <w:tcMar>
+              <w:top w:type="dxa" w:w="30"/>
+              <w:left w:type="dxa" w:w="80"/>
+              <w:bottom w:type="dxa" w:w="30"/>
+              <w:right w:type="dxa" w:w="80"/>
+            </w:tcMar>
+          </w:tcPr>
+          <w:p>
+            <w:pPr>
+              <w:spacing w:after="0"/>
+            </w:pPr>
+            <w:r>
+              <w:rPr>
+                <w:rFonts w:ascii="Calibri" w:cs="Calibri" w:eastAsia="Calibri" w:hAnsi="Calibri"/>
+                <w:color w:val="1F2937"/>
+                <w:sz w:val="19"/>
+                <w:szCs w:val="19"/>
+              </w:rPr>
+              <w:t xml:space="preserve">Apache Iceberg storage with automated ingestion and quality checks</w:t>
+            </w:r>
+          </w:p>
+        </w:tc>
+        <w:tc>
+          <w:tcPr>
+            <w:tcMar>
+              <w:top w:type="dxa" w:w="30"/>
+              <w:left w:type="dxa" w:w="80"/>
+              <w:bottom w:type="dxa" w:w="30"/>
+              <w:right w:type="dxa" w:w="80"/>
+            </w:tcMar>
+          </w:tcPr>
+          <w:p>
+            <w:pPr>
+              <w:spacing w:after="0"/>
+            </w:pPr>
+            <w:r>
+              <w:rPr>
+                <w:rFonts w:ascii="Calibri" w:cs="Calibri" w:eastAsia="Calibri" w:hAnsi="Calibri"/>
+                <w:color w:val="1F2937"/>
+                <w:sz w:val="19"/>
+                <w:szCs w:val="19"/>
+              </w:rPr>
+              <w:t xml:space="preserve">Foundation</w:t>
+            </w:r>
+          </w:p>
+        </w:tc>
+      </w:tr>
+      <w:tr>
+        <w:tc>
+          <w:tcPr>
+            <w:shd w:color="F2F4F7" w:val="solid"/>
+            <w:tcMar>
+              <w:top w:type="dxa" w:w="30"/>
+              <w:left w:type="dxa" w:w="80"/>
+              <w:bottom w:type="dxa" w:w="30"/>
+              <w:right w:type="dxa" w:w="80"/>
+            </w:tcMar>
+          </w:tcPr>
+          <w:p>
+            <w:pPr>
+              <w:spacing w:after="0"/>
+            </w:pPr>
+            <w:r>
+              <w:rPr>
+                <w:rFonts w:ascii="Calibri" w:cs="Calibri" w:eastAsia="Calibri" w:hAnsi="Calibri"/>
+                <w:color w:val="1F2937"/>
+                <w:sz w:val="19"/>
+                <w:szCs w:val="19"/>
+              </w:rPr>
+              <w:t xml:space="preserve">Timestamp Normalizer</w:t>
+            </w:r>
+          </w:p>
+        </w:tc>
+        <w:tc>
+          <w:tcPr>
+            <w:shd w:color="F2F4F7" w:val="solid"/>
+            <w:tcMar>
+              <w:top w:type="dxa" w:w="30"/>
+              <w:left w:type="dxa" w:w="80"/>
+              <w:bottom w:type="dxa" w:w="30"/>
+              <w:right w:type="dxa" w:w="80"/>
+            </w:tcMar>
+          </w:tcPr>
+          <w:p>
+            <w:pPr>
+              <w:spacing w:after="0"/>
+            </w:pPr>
+            <w:r>
+              <w:rPr>
+                <w:rFonts w:ascii="Calibri" w:cs="Calibri" w:eastAsia="Calibri" w:hAnsi="Calibri"/>
+                <w:color w:val="1F2937"/>
+                <w:sz w:val="19"/>
+                <w:szCs w:val="19"/>
+              </w:rPr>
+              <w:t xml:space="preserve">Standardize all timestamps to UTC with source timezone metadata</w:t>
+            </w:r>
+          </w:p>
+        </w:tc>
+        <w:tc>
+          <w:tcPr>
+            <w:shd w:color="F2F4F7" w:val="solid"/>
+            <w:tcMar>
+              <w:top w:type="dxa" w:w="30"/>
+              <w:left w:type="dxa" w:w="80"/>
+              <w:bottom w:type="dxa" w:w="30"/>
+              <w:right w:type="dxa" w:w="80"/>
+            </w:tcMar>
+          </w:tcPr>
+          <w:p>
+            <w:pPr>
+              <w:spacing w:after="0"/>
+            </w:pPr>
+            <w:r>
+              <w:rPr>
+                <w:rFonts w:ascii="Calibri" w:cs="Calibri" w:eastAsia="Calibri" w:hAnsi="Calibri"/>
+                <w:color w:val="1F2937"/>
+                <w:sz w:val="19"/>
+                <w:szCs w:val="19"/>
+              </w:rPr>
+              <w:t xml:space="preserve">#5</w:t>
+            </w:r>
+          </w:p>
+        </w:tc>
+      </w:tr>
+      <w:tr>
+        <w:tc>
+          <w:tcPr>
+            <w:tcMar>
+              <w:top w:type="dxa" w:w="30"/>
+              <w:left w:type="dxa" w:w="80"/>
+              <w:bottom w:type="dxa" w:w="30"/>
+              <w:right w:type="dxa" w:w="80"/>
+            </w:tcMar>
+          </w:tcPr>
+          <w:p>
+            <w:pPr>
+              <w:spacing w:after="0"/>
+            </w:pPr>
+            <w:r>
+              <w:rPr>
+                <w:rFonts w:ascii="Calibri" w:cs="Calibri" w:eastAsia="Calibri" w:hAnsi="Calibri"/>
+                <w:color w:val="1F2937"/>
+                <w:sz w:val="19"/>
+                <w:szCs w:val="19"/>
+              </w:rPr>
+              <w:t xml:space="preserve">Inventory Reconciliation</w:t>
+            </w:r>
+          </w:p>
+        </w:tc>
+        <w:tc>
+          <w:tcPr>
+            <w:tcMar>
+              <w:top w:type="dxa" w:w="30"/>
+              <w:left w:type="dxa" w:w="80"/>
+              <w:bottom w:type="dxa" w:w="30"/>
+              <w:right w:type="dxa" w:w="80"/>
+            </w:tcMar>
+          </w:tcPr>
+          <w:p>
+            <w:pPr>
+              <w:spacing w:after="0"/>
+            </w:pPr>
+            <w:r>
+              <w:rPr>
+                <w:rFonts w:ascii="Calibri" w:cs="Calibri" w:eastAsia="Calibri" w:hAnsi="Calibri"/>
+                <w:color w:val="1F2937"/>
+                <w:sz w:val="19"/>
+                <w:szCs w:val="19"/>
+              </w:rPr>
+              <w:t xml:space="preserve">Automated WMS-SAP reconciliation replacing manual daily checks</w:t>
+            </w:r>
+          </w:p>
+        </w:tc>
+        <w:tc>
+          <w:tcPr>
+            <w:tcMar>
+              <w:top w:type="dxa" w:w="30"/>
+              <w:left w:type="dxa" w:w="80"/>
+              <w:bottom w:type="dxa" w:w="30"/>
+              <w:right w:type="dxa" w:w="80"/>
+            </w:tcMar>
+          </w:tcPr>
+          <w:p>
+            <w:pPr>
+              <w:spacing w:after="0"/>
+            </w:pPr>
+            <w:r>
+              <w:rPr>
+                <w:rFonts w:ascii="Calibri" w:cs="Calibri" w:eastAsia="Calibri" w:hAnsi="Calibri"/>
+                <w:color w:val="1F2937"/>
+                <w:sz w:val="19"/>
+                <w:szCs w:val="19"/>
+              </w:rPr>
+              <w:t xml:space="preserve">#1</w:t>
+            </w:r>
+          </w:p>
+        </w:tc>
+      </w:tr>
+      <w:tr>
+        <w:tc>
+          <w:tcPr>
+            <w:shd w:color="F2F4F7" w:val="solid"/>
+            <w:tcMar>
+              <w:top w:type="dxa" w:w="30"/>
+              <w:left w:type="dxa" w:w="80"/>
+              <w:bottom w:type="dxa" w:w="30"/>
+              <w:right w:type="dxa" w:w="80"/>
+            </w:tcMar>
+          </w:tcPr>
+          <w:p>
+            <w:pPr>
+              <w:spacing w:after="0"/>
+            </w:pPr>
+            <w:r>
+              <w:rPr>
+                <w:rFonts w:ascii="Calibri" w:cs="Calibri" w:eastAsia="Calibri" w:hAnsi="Calibri"/>
+                <w:color w:val="1F2937"/>
+                <w:sz w:val="19"/>
+                <w:szCs w:val="19"/>
+              </w:rPr>
+              <w:t xml:space="preserve">Carrier Status Normalizer</w:t>
+            </w:r>
+          </w:p>
+        </w:tc>
+        <w:tc>
+          <w:tcPr>
+            <w:shd w:color="F2F4F7" w:val="solid"/>
+            <w:tcMar>
+              <w:top w:type="dxa" w:w="30"/>
+              <w:left w:type="dxa" w:w="80"/>
+              <w:bottom w:type="dxa" w:w="30"/>
+              <w:right w:type="dxa" w:w="80"/>
+            </w:tcMar>
+          </w:tcPr>
+          <w:p>
+            <w:pPr>
+              <w:spacing w:after="0"/>
+            </w:pPr>
+            <w:r>
+              <w:rPr>
+                <w:rFonts w:ascii="Calibri" w:cs="Calibri" w:eastAsia="Calibri" w:hAnsi="Calibri"/>
+                <w:color w:val="1F2937"/>
+                <w:sz w:val="19"/>
+                <w:szCs w:val="19"/>
+              </w:rPr>
+              <w:t xml:space="preserve">Multi-language carrier status mapping (DPD, FedEx, NinjaVan, TransFrio)</w:t>
+            </w:r>
+          </w:p>
+        </w:tc>
+        <w:tc>
+          <w:tcPr>
+            <w:shd w:color="F2F4F7" w:val="solid"/>
+            <w:tcMar>
+              <w:top w:type="dxa" w:w="30"/>
+              <w:left w:type="dxa" w:w="80"/>
+              <w:bottom w:type="dxa" w:w="30"/>
+              <w:right w:type="dxa" w:w="80"/>
+            </w:tcMar>
+          </w:tcPr>
+          <w:p>
+            <w:pPr>
+              <w:spacing w:after="0"/>
+            </w:pPr>
+            <w:r>
+              <w:rPr>
+                <w:rFonts w:ascii="Calibri" w:cs="Calibri" w:eastAsia="Calibri" w:hAnsi="Calibri"/>
+                <w:color w:val="1F2937"/>
+                <w:sz w:val="19"/>
+                <w:szCs w:val="19"/>
+              </w:rPr>
+              <w:t xml:space="preserve">#6</w:t>
+            </w:r>
+          </w:p>
+        </w:tc>
+      </w:tr>
+      <w:tr>
+        <w:tc>
+          <w:tcPr>
+            <w:tcMar>
+              <w:top w:type="dxa" w:w="30"/>
+              <w:left w:type="dxa" w:w="80"/>
+              <w:bottom w:type="dxa" w:w="30"/>
+              <w:right w:type="dxa" w:w="80"/>
+            </w:tcMar>
+          </w:tcPr>
+          <w:p>
+            <w:pPr>
+              <w:spacing w:after="0"/>
+            </w:pPr>
+            <w:r>
+              <w:rPr>
+                <w:rFonts w:ascii="Calibri" w:cs="Calibri" w:eastAsia="Calibri" w:hAnsi="Calibri"/>
+                <w:color w:val="1F2937"/>
+                <w:sz w:val="19"/>
+                <w:szCs w:val="19"/>
+              </w:rPr>
+              <w:t xml:space="preserve">IoT Telemetry Pipeline</w:t>
+            </w:r>
+          </w:p>
+        </w:tc>
+        <w:tc>
+          <w:tcPr>
+            <w:tcMar>
+              <w:top w:type="dxa" w:w="30"/>
+              <w:left w:type="dxa" w:w="80"/>
+              <w:bottom w:type="dxa" w:w="30"/>
+              <w:right w:type="dxa" w:w="80"/>
+            </w:tcMar>
+          </w:tcPr>
+          <w:p>
+            <w:pPr>
+              <w:spacing w:after="0"/>
+            </w:pPr>
+            <w:r>
+              <w:rPr>
+                <w:rFonts w:ascii="Calibri" w:cs="Calibri" w:eastAsia="Calibri" w:hAnsi="Calibri"/>
+                <w:color w:val="1F2937"/>
+                <w:sz w:val="19"/>
+                <w:szCs w:val="19"/>
+              </w:rPr>
+              <w:t xml:space="preserve">Tive sensor data integration with carrier and product context</w:t>
+            </w:r>
+          </w:p>
+        </w:tc>
+        <w:tc>
+          <w:tcPr>
+            <w:tcMar>
+              <w:top w:type="dxa" w:w="30"/>
+              <w:left w:type="dxa" w:w="80"/>
+              <w:bottom w:type="dxa" w:w="30"/>
+              <w:right w:type="dxa" w:w="80"/>
+            </w:tcMar>
+          </w:tcPr>
+          <w:p>
+            <w:pPr>
+              <w:spacing w:after="0"/>
+            </w:pPr>
+            <w:r>
+              <w:rPr>
+                <w:rFonts w:ascii="Calibri" w:cs="Calibri" w:eastAsia="Calibri" w:hAnsi="Calibri"/>
+                <w:color w:val="1F2937"/>
+                <w:sz w:val="19"/>
+                <w:szCs w:val="19"/>
+              </w:rPr>
+              <w:t xml:space="preserve">#6, spoilage detection</w:t>
+            </w:r>
+          </w:p>
+        </w:tc>
+      </w:tr>
+      <w:tr>
+        <w:tc>
+          <w:tcPr>
+            <w:shd w:color="F2F4F7" w:val="solid"/>
+            <w:tcMar>
+              <w:top w:type="dxa" w:w="30"/>
+              <w:left w:type="dxa" w:w="80"/>
+              <w:bottom w:type="dxa" w:w="30"/>
+              <w:right w:type="dxa" w:w="80"/>
+            </w:tcMar>
+          </w:tcPr>
+          <w:p>
+            <w:pPr>
+              <w:spacing w:after="0"/>
+            </w:pPr>
+            <w:r>
+              <w:rPr>
+                <w:rFonts w:ascii="Calibri" w:cs="Calibri" w:eastAsia="Calibri" w:hAnsi="Calibri"/>
+                <w:color w:val="1F2937"/>
+                <w:sz w:val="19"/>
+                <w:szCs w:val="19"/>
+              </w:rPr>
+              <w:t xml:space="preserve">Pipeline Health Monitoring</w:t>
+            </w:r>
+          </w:p>
+        </w:tc>
+        <w:tc>
+          <w:tcPr>
+            <w:shd w:color="F2F4F7" w:val="solid"/>
+            <w:tcMar>
+              <w:top w:type="dxa" w:w="30"/>
+              <w:left w:type="dxa" w:w="80"/>
+              <w:bottom w:type="dxa" w:w="30"/>
+              <w:right w:type="dxa" w:w="80"/>
+            </w:tcMar>
+          </w:tcPr>
+          <w:p>
+            <w:pPr>
+              <w:spacing w:after="0"/>
+            </w:pPr>
+            <w:r>
+              <w:rPr>
+                <w:rFonts w:ascii="Calibri" w:cs="Calibri" w:eastAsia="Calibri" w:hAnsi="Calibri"/>
+                <w:color w:val="1F2937"/>
+                <w:sz w:val="19"/>
+                <w:szCs w:val="19"/>
+              </w:rPr>
+              <w:t xml:space="preserve">Heartbeat checks, row-count reconciliation, sync lag alerting for all 28 DCs</w:t>
+            </w:r>
+          </w:p>
+        </w:tc>
+        <w:tc>
+          <w:tcPr>
+            <w:shd w:color="F2F4F7" w:val="solid"/>
+            <w:tcMar>
+              <w:top w:type="dxa" w:w="30"/>
+              <w:left w:type="dxa" w:w="80"/>
+              <w:bottom w:type="dxa" w:w="30"/>
+              <w:right w:type="dxa" w:w="80"/>
+            </w:tcMar>
+          </w:tcPr>
+          <w:p>
+            <w:pPr>
+              <w:spacing w:after="0"/>
+            </w:pPr>
+            <w:r>
+              <w:rPr>
+                <w:rFonts w:ascii="Calibri" w:cs="Calibri" w:eastAsia="Calibri" w:hAnsi="Calibri"/>
+                <w:color w:val="1F2937"/>
+                <w:sz w:val="19"/>
+                <w:szCs w:val="19"/>
+              </w:rPr>
+              <w:t xml:space="preserve">#4</w:t>
+            </w:r>
+          </w:p>
+        </w:tc>
+      </w:tr>
+      <w:tr>
+        <w:tc>
+          <w:tcPr>
+            <w:tcMar>
+              <w:top w:type="dxa" w:w="30"/>
+              <w:left w:type="dxa" w:w="80"/>
+              <w:bottom w:type="dxa" w:w="30"/>
+              <w:right w:type="dxa" w:w="80"/>
+            </w:tcMar>
+          </w:tcPr>
+          <w:p>
+            <w:pPr>
+              <w:spacing w:after="0"/>
+            </w:pPr>
+            <w:r>
+              <w:rPr>
+                <w:rFonts w:ascii="Calibri" w:cs="Calibri" w:eastAsia="Calibri" w:hAnsi="Calibri"/>
+                <w:color w:val="1F2937"/>
+                <w:sz w:val="19"/>
+                <w:szCs w:val="19"/>
+              </w:rPr>
+              <w:t xml:space="preserve">Qlik Analytics Dashboards (v1)</w:t>
+            </w:r>
+          </w:p>
+        </w:tc>
+        <w:tc>
+          <w:tcPr>
+            <w:tcMar>
+              <w:top w:type="dxa" w:w="30"/>
+              <w:left w:type="dxa" w:w="80"/>
+              <w:bottom w:type="dxa" w:w="30"/>
+              <w:right w:type="dxa" w:w="80"/>
+            </w:tcMar>
+          </w:tcPr>
+          <w:p>
+            <w:pPr>
+              <w:spacing w:after="0"/>
+            </w:pPr>
+            <w:r>
+              <w:rPr>
+                <w:rFonts w:ascii="Calibri" w:cs="Calibri" w:eastAsia="Calibri" w:hAnsi="Calibri"/>
+                <w:color w:val="1F2937"/>
+                <w:sz w:val="19"/>
+                <w:szCs w:val="19"/>
+              </w:rPr>
+              <w:t xml:space="preserve">Inventory accuracy, cold chain monitoring, pipeline health</w:t>
+            </w:r>
+          </w:p>
+        </w:tc>
+        <w:tc>
+          <w:tcPr>
+            <w:tcMar>
+              <w:top w:type="dxa" w:w="30"/>
+              <w:left w:type="dxa" w:w="80"/>
+              <w:bottom w:type="dxa" w:w="30"/>
+              <w:right w:type="dxa" w:w="80"/>
+            </w:tcMar>
+          </w:tcPr>
+          <w:p>
+            <w:pPr>
+              <w:spacing w:after="0"/>
+            </w:pPr>
+            <w:r>
+              <w:rPr>
+                <w:rFonts w:ascii="Calibri" w:cs="Calibri" w:eastAsia="Calibri" w:hAnsi="Calibri"/>
+                <w:color w:val="1F2937"/>
+                <w:sz w:val="19"/>
+                <w:szCs w:val="19"/>
+              </w:rPr>
+              <w:t xml:space="preserve">#1, #4</w:t>
+            </w:r>
+          </w:p>
+        </w:tc>
+      </w:tr>
+    </w:tbl>
+    <w:p>
+      <w:pPr>
+        <w:spacing w:after="120" w:before="280"/>
+      </w:pPr>
+      <w:r>
+        <w:rPr>
+          <w:rFonts w:ascii="Calibri" w:cs="Calibri" w:eastAsia="Calibri" w:hAnsi="Calibri"/>
+          <w:b/>
+          <w:bCs/>
+          <w:color w:val="0D7C8F"/>
+          <w:sz w:val="26"/>
+          <w:szCs w:val="26"/>
+        </w:rPr>
+        <w:t xml:space="preserve">4.2 Phase 2: Analytics &amp; Quality (Months 6-16, $4.8M)</w:t>
+      </w:r>
+    </w:p>
+    <w:p>
+      <w:pPr>
+        <w:spacing w:after="120"/>
+        <w:jc w:val="left"/>
+      </w:pPr>
+      <w:r>
+        <w:rPr>
+          <w:rFonts w:ascii="Calibri" w:cs="Calibri" w:eastAsia="Calibri" w:hAnsi="Calibri"/>
+          <w:b w:val="false"/>
+          <w:bCs w:val="false"/>
+          <w:i w:val="false"/>
+          <w:iCs w:val="false"/>
+          <w:color w:val="1F2937"/>
+          <w:sz w:val="21"/>
+          <w:szCs w:val="21"/>
+        </w:rPr>
+        <w:t xml:space="preserve">Advanced data quality, remaining transformation routes, and predictive analytics:</w:t>
       </w:r>
     </w:p>
     <w:p>
@@ -1980,7 +3222,7 @@
           <w:sz w:val="21"/>
           <w:szCs w:val="21"/>
         </w:rPr>
-        <w:t xml:space="preserve">CDC pipelines from SAP, Oracle WMS, Manhattan WMS, Salesforce</w:t>
+        <w:t xml:space="preserve">Address Standardization — postal address validation and correction for EU, Americas, APAC (addresses Nightmare #2)</w:t>
       </w:r>
     </w:p>
     <w:p>
@@ -2004,7 +3246,7 @@
           <w:sz w:val="21"/>
           <w:szCs w:val="21"/>
         </w:rPr>
-        <w:t xml:space="preserve">Open Lakehouse Bronze and Silver tiers</w:t>
+        <w:t xml:space="preserve">Product Master Harmonizer — cross-system SKU matching, weight/dimension completion (addresses #3)</w:t>
       </w:r>
     </w:p>
     <w:p>
@@ -2028,7 +3270,7 @@
           <w:sz w:val="21"/>
           <w:szCs w:val="21"/>
         </w:rPr>
-        <w:t xml:space="preserve">4 priority transformation routes: Timestamp Normalizer, Inventory Reconciliation, Carrier Status Normalizer, IoT Telemetry Pipeline</w:t>
+        <w:t xml:space="preserve">Supplier Identity Resolution — fuzzy matching to create canonical supplier records across SAP, WMS, Salesforce (addresses #3)</w:t>
       </w:r>
     </w:p>
     <w:p>
@@ -2052,7 +3294,7 @@
           <w:sz w:val="21"/>
           <w:szCs w:val="21"/>
         </w:rPr>
-        <w:t xml:space="preserve">Pipeline health monitoring and alerting (addresses Nightmare #4)</w:t>
+        <w:t xml:space="preserve">Order Enrichment — end-to-end order tracking from PO to delivery with unified timestamps (#5, #6, #7)</w:t>
       </w:r>
     </w:p>
     <w:p>
@@ -2076,42 +3318,7 @@
           <w:sz w:val="21"/>
           <w:szCs w:val="21"/>
         </w:rPr>
-        <w:t xml:space="preserve">Inventory accuracy and cold chain dashboards in Qlik Analytics</w:t>
-      </w:r>
-    </w:p>
-    <w:p>
-      <w:pPr>
-        <w:spacing w:after="120" w:before="280"/>
-      </w:pPr>
-      <w:r>
-        <w:rPr>
-          <w:rFonts w:ascii="Calibri" w:cs="Calibri" w:eastAsia="Calibri" w:hAnsi="Calibri"/>
-          <w:b/>
-          <w:bCs/>
-          <w:color w:val="0D7C8F"/>
-          <w:sz w:val="26"/>
-          <w:szCs w:val="26"/>
-        </w:rPr>
-        <w:t xml:space="preserve">4.2 Phase 2: Analytics &amp; Quality (Months 6-16)</w:t>
-      </w:r>
-    </w:p>
-    <w:p>
-      <w:pPr>
-        <w:spacing w:after="120"/>
-        <w:jc w:val="left"/>
-      </w:pPr>
-      <w:r>
-        <w:rPr>
-          <w:rFonts w:ascii="Calibri" w:cs="Calibri" w:eastAsia="Calibri" w:hAnsi="Calibri"/>
-          <w:b w:val="false"/>
-          <w:bCs w:val="false"/>
-          <w:i w:val="false"/>
-          <w:iCs w:val="false"/>
-          <w:color w:val="1F2937"/>
-          <w:sz w:val="21"/>
-          <w:szCs w:val="21"/>
-        </w:rPr>
-        <w:t xml:space="preserve">Budget: $4.8M</w:t>
+        <w:t xml:space="preserve">Enterprise Data Quality Trust Score — automated scoring across all 6 quality dimensions (#1-#7)</w:t>
       </w:r>
     </w:p>
     <w:p>
@@ -2135,7 +3342,7 @@
           <w:sz w:val="21"/>
           <w:szCs w:val="21"/>
         </w:rPr>
-        <w:t xml:space="preserve">Remaining 4 transformation routes: Address Standardization, Product Master Harmonizer, Supplier Identity Resolution, Order Enrichment</w:t>
+        <w:t xml:space="preserve">Data Stewardship Workflows — issue routing, SLA tracking, accountability framework</w:t>
       </w:r>
     </w:p>
     <w:p>
@@ -2159,7 +3366,7 @@
           <w:sz w:val="21"/>
           <w:szCs w:val="21"/>
         </w:rPr>
-        <w:t xml:space="preserve">Enterprise data quality monitoring with Trust Score</w:t>
+        <w:t xml:space="preserve">Qlik AutoML models — demand forecasting (reduce phantom inventory), spoilage risk prediction, delivery SLA prediction</w:t>
       </w:r>
     </w:p>
     <w:p>
@@ -2183,7 +3390,42 @@
           <w:sz w:val="21"/>
           <w:szCs w:val="21"/>
         </w:rPr>
-        <w:t xml:space="preserve">Data stewardship workflows</w:t>
+        <w:t xml:space="preserve">Gold Tier data products — curated, governed datasets for business consumption</w:t>
+      </w:r>
+    </w:p>
+    <w:p>
+      <w:pPr>
+        <w:spacing w:after="120" w:before="280"/>
+      </w:pPr>
+      <w:r>
+        <w:rPr>
+          <w:rFonts w:ascii="Calibri" w:cs="Calibri" w:eastAsia="Calibri" w:hAnsi="Calibri"/>
+          <w:b/>
+          <w:bCs/>
+          <w:color w:val="0D7C8F"/>
+          <w:sz w:val="26"/>
+          <w:szCs w:val="26"/>
+        </w:rPr>
+        <w:t xml:space="preserve">4.3 Phase 3: AI &amp; Conversational (Months 14-24, $2.4M)</w:t>
+      </w:r>
+    </w:p>
+    <w:p>
+      <w:pPr>
+        <w:spacing w:after="120"/>
+        <w:jc w:val="left"/>
+      </w:pPr>
+      <w:r>
+        <w:rPr>
+          <w:rFonts w:ascii="Calibri" w:cs="Calibri" w:eastAsia="Calibri" w:hAnsi="Calibri"/>
+          <w:b w:val="false"/>
+          <w:bCs w:val="false"/>
+          <w:i w:val="false"/>
+          <w:iCs w:val="false"/>
+          <w:color w:val="1F2937"/>
+          <w:sz w:val="21"/>
+          <w:szCs w:val="21"/>
+        </w:rPr>
+        <w:t xml:space="preserve">AI-powered analytics and conversational access to MCG's data and documents:</w:t>
       </w:r>
     </w:p>
     <w:p>
@@ -2207,7 +3449,7 @@
           <w:sz w:val="21"/>
           <w:szCs w:val="21"/>
         </w:rPr>
-        <w:t xml:space="preserve">AutoML models for demand and spoilage prediction</w:t>
+        <w:t xml:space="preserve">Qlik Answers knowledge base — ingest all SOPs, policies, carrier contracts, training guides, and operational documents for conversational Q&amp;A</w:t>
       </w:r>
     </w:p>
     <w:p>
@@ -2231,42 +3473,7 @@
           <w:sz w:val="21"/>
           <w:szCs w:val="21"/>
         </w:rPr>
-        <w:t xml:space="preserve">Gold tier data products</w:t>
-      </w:r>
-    </w:p>
-    <w:p>
-      <w:pPr>
-        <w:spacing w:after="120" w:before="280"/>
-      </w:pPr>
-      <w:r>
-        <w:rPr>
-          <w:rFonts w:ascii="Calibri" w:cs="Calibri" w:eastAsia="Calibri" w:hAnsi="Calibri"/>
-          <w:b/>
-          <w:bCs/>
-          <w:color w:val="0D7C8F"/>
-          <w:sz w:val="26"/>
-          <w:szCs w:val="26"/>
-        </w:rPr>
-        <w:t xml:space="preserve">4.3 Phase 3: AI &amp; Conversational (Months 14-24)</w:t>
-      </w:r>
-    </w:p>
-    <w:p>
-      <w:pPr>
-        <w:spacing w:after="120"/>
-        <w:jc w:val="left"/>
-      </w:pPr>
-      <w:r>
-        <w:rPr>
-          <w:rFonts w:ascii="Calibri" w:cs="Calibri" w:eastAsia="Calibri" w:hAnsi="Calibri"/>
-          <w:b w:val="false"/>
-          <w:bCs w:val="false"/>
-          <w:i w:val="false"/>
-          <w:iCs w:val="false"/>
-          <w:color w:val="1F2937"/>
-          <w:sz w:val="21"/>
-          <w:szCs w:val="21"/>
-        </w:rPr>
-        <w:t xml:space="preserve">Budget: $2.4M</w:t>
+        <w:t xml:space="preserve">Discovery Agent — automated root cause analysis for anomalies (e.g., auto-detect spoilage correlation with fleet changes)</w:t>
       </w:r>
     </w:p>
     <w:p>
@@ -2290,7 +3497,7 @@
           <w:sz w:val="21"/>
           <w:szCs w:val="21"/>
         </w:rPr>
-        <w:t xml:space="preserve">Qlik Answers knowledge base with all SOPs, policies, and operational documents</w:t>
+        <w:t xml:space="preserve">MCP Server — enable AI agent integration with MCG's data platform via Model Context Protocol</w:t>
       </w:r>
     </w:p>
     <w:p>
@@ -2314,55 +3521,7 @@
           <w:sz w:val="21"/>
           <w:szCs w:val="21"/>
         </w:rPr>
-        <w:t xml:space="preserve">Discovery Agent for automated root cause analysis</w:t>
-      </w:r>
-    </w:p>
-    <w:p>
-      <w:pPr>
-        <w:pStyle w:val="ListParagraph"/>
-        <w:numPr>
-          <w:ilvl w:val="0"/>
-          <w:numId w:val="1"/>
-        </w:numPr>
-        <w:spacing w:after="120"/>
-        <w:jc w:val="left"/>
-      </w:pPr>
-      <w:r>
-        <w:rPr>
-          <w:rFonts w:ascii="Calibri" w:cs="Calibri" w:eastAsia="Calibri" w:hAnsi="Calibri"/>
-          <w:b w:val="false"/>
-          <w:bCs w:val="false"/>
-          <w:i w:val="false"/>
-          <w:iCs w:val="false"/>
-          <w:color w:val="1F2937"/>
-          <w:sz w:val="21"/>
-          <w:szCs w:val="21"/>
-        </w:rPr>
-        <w:t xml:space="preserve">MCP Server for AI agent integration</w:t>
-      </w:r>
-    </w:p>
-    <w:p>
-      <w:pPr>
-        <w:pStyle w:val="ListParagraph"/>
-        <w:numPr>
-          <w:ilvl w:val="0"/>
-          <w:numId w:val="1"/>
-        </w:numPr>
-        <w:spacing w:after="120"/>
-        <w:jc w:val="left"/>
-      </w:pPr>
-      <w:r>
-        <w:rPr>
-          <w:rFonts w:ascii="Calibri" w:cs="Calibri" w:eastAsia="Calibri" w:hAnsi="Calibri"/>
-          <w:b w:val="false"/>
-          <w:bCs w:val="false"/>
-          <w:i w:val="false"/>
-          <w:iCs w:val="false"/>
-          <w:color w:val="1F2937"/>
-          <w:sz w:val="21"/>
-          <w:szCs w:val="21"/>
-        </w:rPr>
-        <w:t xml:space="preserve">Conversational analytics for store managers and customer service</w:t>
+        <w:t xml:space="preserve">Conversational analytics — natural language query for store managers, customer service agents, and operations staff</w:t>
       </w:r>
     </w:p>
     <w:p>
@@ -3270,6 +4429,31 @@
     </w:p>
     <w:p>
       <w:pPr>
+        <w:spacing w:after="80"/>
+      </w:pPr>
+      <w:r>
+        <w:rPr>
+          <w:rFonts w:ascii="Calibri" w:cs="Calibri" w:eastAsia="Calibri" w:hAnsi="Calibri"/>
+          <w:b/>
+          <w:bCs/>
+          <w:color w:val="1B2A4A"/>
+          <w:sz w:val="21"/>
+          <w:szCs w:val="21"/>
+        </w:rPr>
+        <w:t xml:space="preserve">NPV (10% discount rate, 3 years): </w:t>
+      </w:r>
+      <w:r>
+        <w:rPr>
+          <w:rFonts w:ascii="Calibri" w:cs="Calibri" w:eastAsia="Calibri" w:hAnsi="Calibri"/>
+          <w:color w:val="1F2937"/>
+          <w:sz w:val="21"/>
+          <w:szCs w:val="21"/>
+        </w:rPr>
+        <w:t xml:space="preserve">$118.4M</w:t>
+      </w:r>
+    </w:p>
+    <w:p>
+      <w:pPr>
         <w:pBdr>
           <w:bottom w:val="single" w:color="0D7C8F" w:sz="2" w:space="4"/>
         </w:pBdr>
@@ -3440,7 +4624,7 @@
                 <w:sz w:val="19"/>
                 <w:szCs w:val="19"/>
               </w:rPr>
-              <w:t xml:space="preserve">CDC performance impact on production ERP</w:t>
+              <w:t xml:space="preserve">CDC performance impact on production SAP</w:t>
             </w:r>
           </w:p>
         </w:tc>
@@ -3515,7 +4699,7 @@
                 <w:sz w:val="19"/>
                 <w:szCs w:val="19"/>
               </w:rPr>
-              <w:t xml:space="preserve">Agentless CDC; proven on SAP S/4HANA</w:t>
+              <w:t xml:space="preserve">Agentless CDC; proven at scale on SAP S/4HANA</w:t>
             </w:r>
           </w:p>
         </w:tc>
@@ -3613,7 +4797,7 @@
                 <w:sz w:val="19"/>
                 <w:szCs w:val="19"/>
               </w:rPr>
-              <w:t xml:space="preserve">Phased rollout with training program</w:t>
+              <w:t xml:space="preserve">Phased rollout with role-based training program</w:t>
             </w:r>
           </w:p>
         </w:tc>
@@ -3715,7 +4899,7 @@
                 <w:sz w:val="19"/>
                 <w:szCs w:val="19"/>
               </w:rPr>
-              <w:t xml:space="preserve">Conservative 60% realization in financial model</w:t>
+              <w:t xml:space="preserve">Conservative 60% realization used in base financial model</w:t>
             </w:r>
           </w:p>
         </w:tc>
@@ -3813,7 +4997,109 @@
                 <w:sz w:val="19"/>
                 <w:szCs w:val="19"/>
               </w:rPr>
-              <w:t xml:space="preserve">Phase 1 limited to 4 critical sources</w:t>
+              <w:t xml:space="preserve">Phase 1 strictly limited to 4 critical source systems</w:t>
+            </w:r>
+          </w:p>
+        </w:tc>
+      </w:tr>
+      <w:tr>
+        <w:tc>
+          <w:tcPr>
+            <w:shd w:color="F2F4F7" w:val="solid"/>
+            <w:tcMar>
+              <w:top w:type="dxa" w:w="30"/>
+              <w:left w:type="dxa" w:w="80"/>
+              <w:bottom w:type="dxa" w:w="30"/>
+              <w:right w:type="dxa" w:w="80"/>
+            </w:tcMar>
+          </w:tcPr>
+          <w:p>
+            <w:pPr>
+              <w:spacing w:after="0"/>
+            </w:pPr>
+            <w:r>
+              <w:rPr>
+                <w:rFonts w:ascii="Calibri" w:cs="Calibri" w:eastAsia="Calibri" w:hAnsi="Calibri"/>
+                <w:color w:val="1F2937"/>
+                <w:sz w:val="19"/>
+                <w:szCs w:val="19"/>
+              </w:rPr>
+              <w:t xml:space="preserve">NVWA enforcement before Phase 1 completion</w:t>
+            </w:r>
+          </w:p>
+        </w:tc>
+        <w:tc>
+          <w:tcPr>
+            <w:shd w:color="F2F4F7" w:val="solid"/>
+            <w:tcMar>
+              <w:top w:type="dxa" w:w="30"/>
+              <w:left w:type="dxa" w:w="80"/>
+              <w:bottom w:type="dxa" w:w="30"/>
+              <w:right w:type="dxa" w:w="80"/>
+            </w:tcMar>
+          </w:tcPr>
+          <w:p>
+            <w:pPr>
+              <w:spacing w:after="0"/>
+            </w:pPr>
+            <w:r>
+              <w:rPr>
+                <w:rFonts w:ascii="Calibri" w:cs="Calibri" w:eastAsia="Calibri" w:hAnsi="Calibri"/>
+                <w:color w:val="1F2937"/>
+                <w:sz w:val="19"/>
+                <w:szCs w:val="19"/>
+              </w:rPr>
+              <w:t xml:space="preserve">Low</w:t>
+            </w:r>
+          </w:p>
+        </w:tc>
+        <w:tc>
+          <w:tcPr>
+            <w:shd w:color="F2F4F7" w:val="solid"/>
+            <w:tcMar>
+              <w:top w:type="dxa" w:w="30"/>
+              <w:left w:type="dxa" w:w="80"/>
+              <w:bottom w:type="dxa" w:w="30"/>
+              <w:right w:type="dxa" w:w="80"/>
+            </w:tcMar>
+          </w:tcPr>
+          <w:p>
+            <w:pPr>
+              <w:spacing w:after="0"/>
+            </w:pPr>
+            <w:r>
+              <w:rPr>
+                <w:rFonts w:ascii="Calibri" w:cs="Calibri" w:eastAsia="Calibri" w:hAnsi="Calibri"/>
+                <w:color w:val="1F2937"/>
+                <w:sz w:val="19"/>
+                <w:szCs w:val="19"/>
+              </w:rPr>
+              <w:t xml:space="preserve">High</w:t>
+            </w:r>
+          </w:p>
+        </w:tc>
+        <w:tc>
+          <w:tcPr>
+            <w:shd w:color="F2F4F7" w:val="solid"/>
+            <w:tcMar>
+              <w:top w:type="dxa" w:w="30"/>
+              <w:left w:type="dxa" w:w="80"/>
+              <w:bottom w:type="dxa" w:w="30"/>
+              <w:right w:type="dxa" w:w="80"/>
+            </w:tcMar>
+          </w:tcPr>
+          <w:p>
+            <w:pPr>
+              <w:spacing w:after="0"/>
+            </w:pPr>
+            <w:r>
+              <w:rPr>
+                <w:rFonts w:ascii="Calibri" w:cs="Calibri" w:eastAsia="Calibri" w:hAnsi="Calibri"/>
+                <w:color w:val="1F2937"/>
+                <w:sz w:val="19"/>
+                <w:szCs w:val="19"/>
+              </w:rPr>
+              <w:t xml:space="preserve">Interim manual improvements + approved project plan as evidence</w:t>
             </w:r>
           </w:p>
         </w:tc>
@@ -3854,7 +5140,79 @@
           <w:sz w:val="21"/>
           <w:szCs w:val="21"/>
         </w:rPr>
-        <w:t xml:space="preserve">Approval is requested for $12.4M total investment over 24 months, with Phase 1 funding of $5.2M to begin Q1 2026.</w:t>
+        <w:t xml:space="preserve">Approval is requested for $12.4M total investment over 24 months, structured as:</w:t>
+      </w:r>
+    </w:p>
+    <w:p>
+      <w:pPr>
+        <w:pStyle w:val="ListParagraph"/>
+        <w:numPr>
+          <w:ilvl w:val="0"/>
+          <w:numId w:val="1"/>
+        </w:numPr>
+        <w:spacing w:after="120"/>
+        <w:jc w:val="left"/>
+      </w:pPr>
+      <w:r>
+        <w:rPr>
+          <w:rFonts w:ascii="Calibri" w:cs="Calibri" w:eastAsia="Calibri" w:hAnsi="Calibri"/>
+          <w:b w:val="false"/>
+          <w:bCs w:val="false"/>
+          <w:i w:val="false"/>
+          <w:iCs w:val="false"/>
+          <w:color w:val="1F2937"/>
+          <w:sz w:val="21"/>
+          <w:szCs w:val="21"/>
+        </w:rPr>
+        <w:t xml:space="preserve">Phase 1: $5.2M — begin Q1 2026 (critical for NVWA compliance and Nightmare #1/#4 remediation)</w:t>
+      </w:r>
+    </w:p>
+    <w:p>
+      <w:pPr>
+        <w:pStyle w:val="ListParagraph"/>
+        <w:numPr>
+          <w:ilvl w:val="0"/>
+          <w:numId w:val="1"/>
+        </w:numPr>
+        <w:spacing w:after="120"/>
+        <w:jc w:val="left"/>
+      </w:pPr>
+      <w:r>
+        <w:rPr>
+          <w:rFonts w:ascii="Calibri" w:cs="Calibri" w:eastAsia="Calibri" w:hAnsi="Calibri"/>
+          <w:b w:val="false"/>
+          <w:bCs w:val="false"/>
+          <w:i w:val="false"/>
+          <w:iCs w:val="false"/>
+          <w:color w:val="1F2937"/>
+          <w:sz w:val="21"/>
+          <w:szCs w:val="21"/>
+        </w:rPr>
+        <w:t xml:space="preserve">Phase 2: $4.8M — begin Q3 2026 (requires Phase 1 foundation)</w:t>
+      </w:r>
+    </w:p>
+    <w:p>
+      <w:pPr>
+        <w:pStyle w:val="ListParagraph"/>
+        <w:numPr>
+          <w:ilvl w:val="0"/>
+          <w:numId w:val="1"/>
+        </w:numPr>
+        <w:spacing w:after="120"/>
+        <w:jc w:val="left"/>
+      </w:pPr>
+      <w:r>
+        <w:rPr>
+          <w:rFonts w:ascii="Calibri" w:cs="Calibri" w:eastAsia="Calibri" w:hAnsi="Calibri"/>
+          <w:b w:val="false"/>
+          <w:bCs w:val="false"/>
+          <w:i w:val="false"/>
+          <w:iCs w:val="false"/>
+          <w:color w:val="1F2937"/>
+          <w:sz w:val="21"/>
+          <w:szCs w:val="21"/>
+        </w:rPr>
+        <w:t xml:space="preserve">Phase 3: $2.4M — begin Q1 2027 (AI capabilities, lower urgency)</w:t>
       </w:r>
     </w:p>
     <w:p>

--- a/documents/project_briefs/PROJ-CLARITY-2025_Business_Case.docx
+++ b/documents/project_briefs/PROJ-CLARITY-2025_Business_Case.docx
@@ -1846,7 +1846,7 @@
                 <w:sz w:val="19"/>
                 <w:szCs w:val="19"/>
               </w:rPr>
-              <w:t xml:space="preserve">CDC pipelines from SAP, WMS (Oracle + Manhattan), Salesforce, IoT, TMS</w:t>
+              <w:t xml:space="preserve">CDC pipelines from SAP, WMS (Oracle + Manhattan), Meridian CRM, IoT, TMS</w:t>
             </w:r>
           </w:p>
         </w:tc>
@@ -2608,7 +2608,7 @@
                 <w:sz w:val="19"/>
                 <w:szCs w:val="19"/>
               </w:rPr>
-              <w:t xml:space="preserve">Real-time CDC from SAP, Oracle WMS, Manhattan WMS, Salesforce</w:t>
+              <w:t xml:space="preserve">Real-time CDC from SAP, Oracle WMS, Manhattan WMS, Meridian CRM</w:t>
             </w:r>
           </w:p>
         </w:tc>
@@ -3270,7 +3270,7 @@
           <w:sz w:val="21"/>
           <w:szCs w:val="21"/>
         </w:rPr>
-        <w:t xml:space="preserve">Supplier Identity Resolution — fuzzy matching to create canonical supplier records across SAP, WMS, Salesforce (addresses #3)</w:t>
+        <w:t xml:space="preserve">Supplier Identity Resolution — fuzzy matching to create canonical supplier records across SAP, WMS, Meridian CRM (addresses #3)</w:t>
       </w:r>
     </w:p>
     <w:p>
